--- a/LAB1/Lab1_CNPM2_1150080139_HUYNHMINHKHOA.docx
+++ b/LAB1/Lab1_CNPM2_1150080139_HUYNHMINHKHOA.docx
@@ -160,7 +160,14 @@
           <w:sz w:val="32"/>
           <w:szCs w:val="32"/>
         </w:rPr>
-        <w:t xml:space="preserve"> [Dán link video YouTube của bạn tại đây]</w:t>
+        <w:t xml:space="preserve"> </w:t>
+      </w:r>
+      <w:r>
+        <w:rPr>
+          <w:sz w:val="32"/>
+          <w:szCs w:val="32"/>
+        </w:rPr>
+        <w:t>https://youtu.be/69Cs6_w7cWQ</w:t>
       </w:r>
     </w:p>
     <w:p>
@@ -214,6 +221,7 @@
       </w:r>
       <w:r>
         <w:rPr>
+          <w:noProof/>
           <w:sz w:val="32"/>
           <w:szCs w:val="32"/>
         </w:rPr>
@@ -266,21 +274,21 @@
           <w:sz w:val="32"/>
           <w:szCs w:val="32"/>
         </w:rPr>
+        <w:t>BƯỚC 2 EM KHỞI ĐỘNG DỊCH VỤ TELNET</w:t>
+      </w:r>
+    </w:p>
+    <w:p>
+      <w:pPr>
+        <w:rPr>
+          <w:sz w:val="32"/>
+          <w:szCs w:val="32"/>
+        </w:rPr>
+      </w:pPr>
+      <w:r>
+        <w:rPr>
+          <w:noProof/>
+        </w:rPr>
         <w:lastRenderedPageBreak/>
-        <w:t>BƯỚC 2 EM KHỞI ĐỘNG DỊCH VỤ TELNET</w:t>
-      </w:r>
-    </w:p>
-    <w:p>
-      <w:pPr>
-        <w:rPr>
-          <w:sz w:val="32"/>
-          <w:szCs w:val="32"/>
-        </w:rPr>
-      </w:pPr>
-      <w:r>
-        <w:rPr>
-          <w:noProof/>
-        </w:rPr>
         <w:drawing>
           <wp:inline distT="0" distB="0" distL="0" distR="0" wp14:anchorId="172730E3" wp14:editId="4AD6A282">
             <wp:extent cx="5575935" cy="1607185"/>
@@ -342,6 +350,7 @@
       </w:pPr>
       <w:r>
         <w:rPr>
+          <w:noProof/>
           <w:sz w:val="32"/>
           <w:szCs w:val="32"/>
         </w:rPr>
@@ -414,6 +423,7 @@
       </w:pPr>
       <w:r>
         <w:rPr>
+          <w:noProof/>
           <w:sz w:val="32"/>
           <w:szCs w:val="32"/>
         </w:rPr>
@@ -479,6 +489,7 @@
       </w:r>
       <w:r>
         <w:rPr>
+          <w:noProof/>
           <w:sz w:val="32"/>
           <w:szCs w:val="32"/>
         </w:rPr>
@@ -567,6 +578,7 @@
       </w:pPr>
       <w:r>
         <w:rPr>
+          <w:noProof/>
           <w:sz w:val="32"/>
           <w:szCs w:val="32"/>
         </w:rPr>
@@ -617,6 +629,7 @@
       </w:pPr>
       <w:r>
         <w:rPr>
+          <w:noProof/>
           <w:sz w:val="32"/>
           <w:szCs w:val="32"/>
         </w:rPr>
@@ -697,6 +710,7 @@
       </w:pPr>
       <w:r>
         <w:rPr>
+          <w:noProof/>
           <w:sz w:val="32"/>
           <w:szCs w:val="32"/>
         </w:rPr>
@@ -776,6 +790,7 @@
       </w:pPr>
       <w:r>
         <w:rPr>
+          <w:noProof/>
           <w:sz w:val="32"/>
           <w:szCs w:val="32"/>
         </w:rPr>
@@ -826,6 +841,7 @@
       </w:pPr>
       <w:r>
         <w:rPr>
+          <w:noProof/>
           <w:sz w:val="32"/>
           <w:szCs w:val="32"/>
         </w:rPr>
@@ -5015,6 +5031,7 @@
   <w:style w:type="character" w:default="1" w:styleId="DefaultParagraphFont">
     <w:name w:val="Default Paragraph Font"/>
     <w:uiPriority w:val="1"/>
+    <w:semiHidden/>
     <w:unhideWhenUsed/>
   </w:style>
   <w:style w:type="table" w:default="1" w:styleId="TableNormal">
